--- a/Jenkins and Sonarqube integration.docx
+++ b/Jenkins and Sonarqube integration.docx
@@ -1531,6 +1531,12 @@
     </w:p>
     <w:p>
       <w:pPr>
+        <w:pStyle w:val="ListParagraph"/>
+        <w:numPr>
+          <w:ilvl w:val="0"/>
+          <w:numId w:val="29"/>
+        </w:numPr>
+        <w:spacing w:before="120" w:after="120" w:line="240" w:lineRule="auto"/>
         <w:rPr>
           <w:sz w:val="24"/>
           <w:szCs w:val="24"/>
@@ -1552,45 +1558,69 @@
         <w:t>Scope:</w:t>
       </w:r>
       <w:proofErr w:type="gramEnd"/>
-      <w:r>
-        <w:rPr>
-          <w:sz w:val="24"/>
-          <w:szCs w:val="24"/>
-        </w:rPr>
-        <w:br/>
-        <w:t>- Java</w:t>
-      </w:r>
-      <w:r>
-        <w:rPr>
-          <w:sz w:val="24"/>
-          <w:szCs w:val="24"/>
-        </w:rPr>
-        <w:br/>
-        <w:t xml:space="preserve">- </w:t>
-      </w:r>
-      <w:proofErr w:type="spellStart"/>
-      <w:r>
-        <w:rPr>
-          <w:sz w:val="24"/>
-          <w:szCs w:val="24"/>
-        </w:rPr>
-        <w:t>React</w:t>
-      </w:r>
-      <w:proofErr w:type="spellEnd"/>
-      <w:r>
-        <w:rPr>
-          <w:sz w:val="24"/>
-          <w:szCs w:val="24"/>
-        </w:rPr>
-        <w:t xml:space="preserve"> JS</w:t>
-      </w:r>
     </w:p>
     <w:p>
       <w:pPr>
-        <w:rPr>
-          <w:sz w:val="24"/>
-          <w:szCs w:val="24"/>
-          <w:lang w:val="en-US"/>
+        <w:pStyle w:val="ListParagraph"/>
+        <w:numPr>
+          <w:ilvl w:val="0"/>
+          <w:numId w:val="30"/>
+        </w:numPr>
+        <w:spacing w:before="120" w:after="120" w:line="240" w:lineRule="auto"/>
+        <w:rPr>
+          <w:sz w:val="24"/>
+          <w:szCs w:val="24"/>
+        </w:rPr>
+      </w:pPr>
+      <w:r>
+        <w:rPr>
+          <w:sz w:val="24"/>
+          <w:szCs w:val="24"/>
+        </w:rPr>
+        <w:t>Java</w:t>
+      </w:r>
+    </w:p>
+    <w:p>
+      <w:pPr>
+        <w:pStyle w:val="ListParagraph"/>
+        <w:numPr>
+          <w:ilvl w:val="0"/>
+          <w:numId w:val="30"/>
+        </w:numPr>
+        <w:spacing w:before="120" w:after="120" w:line="240" w:lineRule="auto"/>
+        <w:rPr>
+          <w:sz w:val="24"/>
+          <w:szCs w:val="24"/>
+        </w:rPr>
+      </w:pPr>
+      <w:proofErr w:type="spellStart"/>
+      <w:r>
+        <w:rPr>
+          <w:sz w:val="24"/>
+          <w:szCs w:val="24"/>
+        </w:rPr>
+        <w:t>React</w:t>
+      </w:r>
+      <w:proofErr w:type="spellEnd"/>
+      <w:r>
+        <w:rPr>
+          <w:sz w:val="24"/>
+          <w:szCs w:val="24"/>
+        </w:rPr>
+        <w:t xml:space="preserve"> JS</w:t>
+      </w:r>
+    </w:p>
+    <w:p>
+      <w:pPr>
+        <w:pStyle w:val="ListParagraph"/>
+        <w:numPr>
+          <w:ilvl w:val="0"/>
+          <w:numId w:val="29"/>
+        </w:numPr>
+        <w:spacing w:before="120" w:after="120" w:line="240" w:lineRule="auto"/>
+        <w:rPr>
+          <w:sz w:val="24"/>
+          <w:szCs w:val="24"/>
         </w:rPr>
       </w:pPr>
       <w:proofErr w:type="spellStart"/>
@@ -1611,66 +1641,76 @@
         <w:t>:</w:t>
       </w:r>
       <w:proofErr w:type="gramEnd"/>
-      <w:r>
-        <w:rPr>
-          <w:sz w:val="24"/>
-          <w:szCs w:val="24"/>
-        </w:rPr>
-        <w:br/>
-      </w:r>
-      <w:r>
-        <w:rPr>
-          <w:sz w:val="24"/>
-          <w:szCs w:val="24"/>
-        </w:rPr>
-        <w:t>DEV</w:t>
-      </w:r>
-      <w:r>
-        <w:rPr>
-          <w:sz w:val="24"/>
-          <w:szCs w:val="24"/>
-        </w:rPr>
-        <w:t xml:space="preserve"> → </w:t>
-      </w:r>
-      <w:r>
-        <w:rPr>
-          <w:sz w:val="24"/>
-          <w:szCs w:val="24"/>
-        </w:rPr>
-        <w:t>QC</w:t>
-      </w:r>
-      <w:r>
-        <w:rPr>
-          <w:sz w:val="24"/>
-          <w:szCs w:val="24"/>
-        </w:rPr>
-        <w:t xml:space="preserve"> → UAT → </w:t>
-      </w:r>
-      <w:r>
-        <w:rPr>
-          <w:sz w:val="24"/>
-          <w:szCs w:val="24"/>
-          <w:lang w:val="en-US"/>
-        </w:rPr>
-        <w:t>PREPROD</w:t>
-      </w:r>
-      <w:r>
-        <w:rPr>
-          <w:sz w:val="24"/>
-          <w:szCs w:val="24"/>
-        </w:rPr>
-        <w:t xml:space="preserve"> → </w:t>
-      </w:r>
-      <w:r>
-        <w:rPr>
-          <w:sz w:val="24"/>
-          <w:szCs w:val="24"/>
-        </w:rPr>
-        <w:t>PROD</w:t>
-      </w:r>
     </w:p>
     <w:p>
       <w:pPr>
+        <w:spacing w:before="120" w:after="120" w:line="240" w:lineRule="auto"/>
+        <w:ind w:left="708"/>
+        <w:rPr>
+          <w:sz w:val="24"/>
+          <w:szCs w:val="24"/>
+          <w:lang w:val="en-US"/>
+        </w:rPr>
+      </w:pPr>
+      <w:r>
+        <w:rPr>
+          <w:sz w:val="24"/>
+          <w:szCs w:val="24"/>
+        </w:rPr>
+        <w:t>DEV</w:t>
+      </w:r>
+      <w:r>
+        <w:rPr>
+          <w:sz w:val="24"/>
+          <w:szCs w:val="24"/>
+        </w:rPr>
+        <w:t xml:space="preserve"> → </w:t>
+      </w:r>
+      <w:r>
+        <w:rPr>
+          <w:sz w:val="24"/>
+          <w:szCs w:val="24"/>
+        </w:rPr>
+        <w:t>QC</w:t>
+      </w:r>
+      <w:r>
+        <w:rPr>
+          <w:sz w:val="24"/>
+          <w:szCs w:val="24"/>
+        </w:rPr>
+        <w:t xml:space="preserve"> → UAT → </w:t>
+      </w:r>
+      <w:r>
+        <w:rPr>
+          <w:sz w:val="24"/>
+          <w:szCs w:val="24"/>
+          <w:lang w:val="en-US"/>
+        </w:rPr>
+        <w:t>PREPROD</w:t>
+      </w:r>
+      <w:r>
+        <w:rPr>
+          <w:sz w:val="24"/>
+          <w:szCs w:val="24"/>
+        </w:rPr>
+        <w:t xml:space="preserve"> → </w:t>
+      </w:r>
+      <w:r>
+        <w:rPr>
+          <w:sz w:val="24"/>
+          <w:szCs w:val="24"/>
+        </w:rPr>
+        <w:t>PROD</w:t>
+      </w:r>
+    </w:p>
+    <w:p>
+      <w:pPr>
+        <w:pStyle w:val="ListParagraph"/>
+        <w:numPr>
+          <w:ilvl w:val="0"/>
+          <w:numId w:val="29"/>
+        </w:numPr>
+        <w:spacing w:before="120" w:after="120" w:line="240" w:lineRule="auto"/>
         <w:rPr>
           <w:sz w:val="24"/>
           <w:szCs w:val="24"/>
@@ -1746,6 +1786,7 @@
     <w:p>
       <w:pPr>
         <w:pStyle w:val="Heading1"/>
+        <w:spacing w:before="120"/>
         <w:rPr>
           <w:sz w:val="28"/>
           <w:szCs w:val="28"/>
@@ -2194,6 +2235,7 @@
     <w:p>
       <w:pPr>
         <w:pStyle w:val="Heading1"/>
+        <w:spacing w:before="120"/>
         <w:rPr>
           <w:sz w:val="28"/>
           <w:szCs w:val="28"/>
@@ -2219,6 +2261,7 @@
     </w:p>
     <w:p>
       <w:pPr>
+        <w:spacing w:before="120" w:after="120"/>
         <w:rPr>
           <w:sz w:val="24"/>
           <w:szCs w:val="24"/>
@@ -2237,6 +2280,7 @@
     <w:p>
       <w:pPr>
         <w:pStyle w:val="Heading2"/>
+        <w:spacing w:before="120"/>
         <w:rPr>
           <w:sz w:val="28"/>
           <w:szCs w:val="28"/>
@@ -2280,6 +2324,7 @@
           <w:ilvl w:val="0"/>
           <w:numId w:val="25"/>
         </w:numPr>
+        <w:spacing w:before="120" w:after="120"/>
         <w:rPr>
           <w:sz w:val="24"/>
           <w:szCs w:val="24"/>
@@ -2302,6 +2347,7 @@
           <w:ilvl w:val="0"/>
           <w:numId w:val="25"/>
         </w:numPr>
+        <w:spacing w:before="120" w:after="120"/>
         <w:rPr>
           <w:sz w:val="24"/>
           <w:szCs w:val="24"/>
@@ -2320,6 +2366,7 @@
     <w:p>
       <w:pPr>
         <w:pStyle w:val="Heading2"/>
+        <w:spacing w:before="120"/>
         <w:rPr>
           <w:sz w:val="28"/>
           <w:szCs w:val="28"/>
@@ -2351,6 +2398,7 @@
     </w:p>
     <w:p>
       <w:pPr>
+        <w:spacing w:before="120" w:after="120"/>
         <w:rPr>
           <w:sz w:val="24"/>
           <w:szCs w:val="24"/>
@@ -2659,6 +2707,7 @@
           <w:ilvl w:val="0"/>
           <w:numId w:val="20"/>
         </w:numPr>
+        <w:spacing w:before="120" w:after="120"/>
         <w:rPr>
           <w:sz w:val="24"/>
           <w:szCs w:val="24"/>
@@ -2711,6 +2760,7 @@
           <w:ilvl w:val="0"/>
           <w:numId w:val="20"/>
         </w:numPr>
+        <w:spacing w:before="120" w:after="120"/>
         <w:rPr>
           <w:sz w:val="24"/>
           <w:szCs w:val="24"/>
@@ -2756,6 +2806,7 @@
           <w:ilvl w:val="0"/>
           <w:numId w:val="20"/>
         </w:numPr>
+        <w:spacing w:before="120" w:after="120"/>
         <w:rPr>
           <w:sz w:val="24"/>
           <w:szCs w:val="24"/>
@@ -2767,7 +2818,6 @@
           <w:sz w:val="24"/>
           <w:szCs w:val="24"/>
         </w:rPr>
-        <w:lastRenderedPageBreak/>
         <w:t>Confirm</w:t>
       </w:r>
       <w:proofErr w:type="spellEnd"/>
@@ -2818,6 +2868,7 @@
           <w:ilvl w:val="0"/>
           <w:numId w:val="20"/>
         </w:numPr>
+        <w:spacing w:before="120" w:after="120"/>
         <w:rPr>
           <w:sz w:val="24"/>
           <w:szCs w:val="24"/>
@@ -2911,16 +2962,18 @@
           <w:ilvl w:val="0"/>
           <w:numId w:val="20"/>
         </w:numPr>
-        <w:rPr>
-          <w:sz w:val="24"/>
-          <w:szCs w:val="24"/>
-        </w:rPr>
-      </w:pPr>
-      <w:r>
-        <w:rPr>
-          <w:sz w:val="24"/>
-          <w:szCs w:val="24"/>
-        </w:rPr>
+        <w:spacing w:before="120" w:after="120"/>
+        <w:rPr>
+          <w:sz w:val="24"/>
+          <w:szCs w:val="24"/>
+        </w:rPr>
+      </w:pPr>
+      <w:r>
+        <w:rPr>
+          <w:sz w:val="24"/>
+          <w:szCs w:val="24"/>
+        </w:rPr>
+        <w:lastRenderedPageBreak/>
         <w:t xml:space="preserve">Configure </w:t>
       </w:r>
       <w:proofErr w:type="spellStart"/>
@@ -3448,10 +3501,10 @@
           <w:lang w:val="en-US"/>
         </w:rPr>
         <w:drawing>
-          <wp:inline distT="0" distB="0" distL="0" distR="0" wp14:anchorId="771D884B" wp14:editId="46D10686">
-            <wp:extent cx="6120130" cy="1162050"/>
-            <wp:effectExtent l="0" t="0" r="0" b="0"/>
-            <wp:docPr id="1" name="Picture 1"/>
+          <wp:inline distT="0" distB="0" distL="0" distR="0" wp14:anchorId="0C2C2EA1" wp14:editId="052F4D38">
+            <wp:extent cx="6105525" cy="1314450"/>
+            <wp:effectExtent l="0" t="0" r="9525" b="0"/>
+            <wp:docPr id="2" name="Picture 2"/>
             <wp:cNvGraphicFramePr>
               <a:graphicFrameLocks xmlns:a="http://schemas.openxmlformats.org/drawingml/2006/main" noChangeAspect="1"/>
             </wp:cNvGraphicFramePr>
@@ -3459,23 +3512,36 @@
               <a:graphicData uri="http://schemas.openxmlformats.org/drawingml/2006/picture">
                 <pic:pic xmlns:pic="http://schemas.openxmlformats.org/drawingml/2006/picture">
                   <pic:nvPicPr>
-                    <pic:cNvPr id="1" name=""/>
-                    <pic:cNvPicPr/>
+                    <pic:cNvPr id="0" name="Picture 1"/>
+                    <pic:cNvPicPr>
+                      <a:picLocks noChangeAspect="1" noChangeArrowheads="1"/>
+                    </pic:cNvPicPr>
                   </pic:nvPicPr>
                   <pic:blipFill>
-                    <a:blip r:embed="rId9"/>
+                    <a:blip r:embed="rId9" cstate="print">
+                      <a:extLst>
+                        <a:ext uri="{28A0092B-C50C-407E-A947-70E740481C1C}">
+                          <a14:useLocalDpi xmlns:a14="http://schemas.microsoft.com/office/drawing/2010/main" val="0"/>
+                        </a:ext>
+                      </a:extLst>
+                    </a:blip>
+                    <a:srcRect/>
                     <a:stretch>
                       <a:fillRect/>
                     </a:stretch>
                   </pic:blipFill>
-                  <pic:spPr>
+                  <pic:spPr bwMode="auto">
                     <a:xfrm>
                       <a:off x="0" y="0"/>
-                      <a:ext cx="6120130" cy="1162050"/>
+                      <a:ext cx="6105525" cy="1314450"/>
                     </a:xfrm>
                     <a:prstGeom prst="rect">
                       <a:avLst/>
                     </a:prstGeom>
+                    <a:noFill/>
+                    <a:ln>
+                      <a:noFill/>
+                    </a:ln>
                   </pic:spPr>
                 </pic:pic>
               </a:graphicData>
@@ -3487,6 +3553,7 @@
     <w:p>
       <w:pPr>
         <w:pStyle w:val="Heading1"/>
+        <w:spacing w:before="0"/>
         <w:rPr>
           <w:sz w:val="28"/>
           <w:szCs w:val="28"/>
@@ -3506,7 +3573,7 @@
     </w:p>
     <w:p>
       <w:pPr>
-        <w:spacing w:line="240" w:lineRule="auto"/>
+        <w:spacing w:before="0" w:line="240" w:lineRule="auto"/>
         <w:rPr>
           <w:sz w:val="24"/>
           <w:szCs w:val="24"/>
@@ -3730,7 +3797,12 @@
     </w:p>
     <w:p>
       <w:pPr>
-        <w:spacing w:line="240" w:lineRule="auto"/>
+        <w:pStyle w:val="ListParagraph"/>
+        <w:numPr>
+          <w:ilvl w:val="0"/>
+          <w:numId w:val="29"/>
+        </w:numPr>
+        <w:spacing w:before="0" w:line="240" w:lineRule="auto"/>
         <w:rPr>
           <w:b/>
           <w:bCs/>
@@ -3747,7 +3819,6 @@
         </w:rPr>
         <w:t xml:space="preserve">Release </w:t>
       </w:r>
-      <w:proofErr w:type="spellStart"/>
       <w:r>
         <w:rPr>
           <w:b/>
@@ -3755,9 +3826,8 @@
           <w:sz w:val="24"/>
           <w:szCs w:val="24"/>
         </w:rPr>
-        <w:t>naming</w:t>
-      </w:r>
-      <w:proofErr w:type="spellEnd"/>
+        <w:t>N</w:t>
+      </w:r>
       <w:r>
         <w:rPr>
           <w:b/>
@@ -3765,9 +3835,8 @@
           <w:sz w:val="24"/>
           <w:szCs w:val="24"/>
         </w:rPr>
-        <w:t xml:space="preserve"> </w:t>
-      </w:r>
-      <w:proofErr w:type="gramStart"/>
+        <w:t xml:space="preserve">aming </w:t>
+      </w:r>
       <w:r>
         <w:rPr>
           <w:b/>
@@ -3775,13 +3844,21 @@
           <w:sz w:val="24"/>
           <w:szCs w:val="24"/>
         </w:rPr>
-        <w:t>format:</w:t>
-      </w:r>
-      <w:proofErr w:type="gramEnd"/>
+        <w:t>F</w:t>
+      </w:r>
+      <w:r>
+        <w:rPr>
+          <w:b/>
+          <w:bCs/>
+          <w:sz w:val="24"/>
+          <w:szCs w:val="24"/>
+        </w:rPr>
+        <w:t>ormat</w:t>
+      </w:r>
     </w:p>
     <w:p>
       <w:pPr>
-        <w:spacing w:line="240" w:lineRule="auto"/>
+        <w:spacing w:before="0" w:line="240" w:lineRule="auto"/>
         <w:ind w:left="708"/>
         <w:rPr>
           <w:b/>
@@ -3887,7 +3964,8 @@
     </w:p>
     <w:p>
       <w:pPr>
-        <w:spacing w:line="240" w:lineRule="auto"/>
+        <w:spacing w:before="0" w:after="120" w:line="240" w:lineRule="auto"/>
+        <w:ind w:left="708"/>
         <w:rPr>
           <w:b/>
           <w:bCs/>
@@ -3895,7 +3973,6 @@
           <w:szCs w:val="24"/>
         </w:rPr>
       </w:pPr>
-      <w:proofErr w:type="gramStart"/>
       <w:r>
         <w:rPr>
           <w:b/>
@@ -3903,17 +3980,17 @@
           <w:sz w:val="24"/>
           <w:szCs w:val="24"/>
         </w:rPr>
-        <w:t>Example:</w:t>
-      </w:r>
-      <w:proofErr w:type="gramEnd"/>
+        <w:t>Example</w:t>
+      </w:r>
     </w:p>
     <w:p>
       <w:pPr>
-        <w:spacing w:line="240" w:lineRule="auto"/>
-        <w:ind w:left="708"/>
-        <w:rPr>
-          <w:sz w:val="24"/>
-          <w:szCs w:val="24"/>
+        <w:spacing w:before="0" w:after="120" w:line="240" w:lineRule="auto"/>
+        <w:ind w:left="1416"/>
+        <w:rPr>
+          <w:sz w:val="24"/>
+          <w:szCs w:val="24"/>
+          <w:shd w:val="clear" w:color="auto" w:fill="C6D9F1" w:themeFill="text2" w:themeFillTint="33"/>
           <w:lang w:val="en-US"/>
         </w:rPr>
       </w:pPr>
@@ -3921,6 +3998,7 @@
         <w:rPr>
           <w:sz w:val="24"/>
           <w:szCs w:val="24"/>
+          <w:shd w:val="clear" w:color="auto" w:fill="C6D9F1" w:themeFill="text2" w:themeFillTint="33"/>
           <w:lang w:val="en-US"/>
         </w:rPr>
         <w:t>EPIC</w:t>
@@ -3929,6 +4007,7 @@
         <w:rPr>
           <w:sz w:val="24"/>
           <w:szCs w:val="24"/>
+          <w:shd w:val="clear" w:color="auto" w:fill="C6D9F1" w:themeFill="text2" w:themeFillTint="33"/>
           <w:lang w:val="en-US"/>
         </w:rPr>
         <w:t>8033</w:t>
@@ -3937,6 +4016,7 @@
         <w:rPr>
           <w:sz w:val="24"/>
           <w:szCs w:val="24"/>
+          <w:shd w:val="clear" w:color="auto" w:fill="C6D9F1" w:themeFill="text2" w:themeFillTint="33"/>
           <w:lang w:val="en-US"/>
         </w:rPr>
         <w:t xml:space="preserve"> </w:t>
@@ -3946,6 +4026,7 @@
           <w:rFonts w:ascii="Cambria Math" w:hAnsi="Cambria Math" w:cs="Cambria Math"/>
           <w:sz w:val="24"/>
           <w:szCs w:val="24"/>
+          <w:shd w:val="clear" w:color="auto" w:fill="C6D9F1" w:themeFill="text2" w:themeFillTint="33"/>
           <w:lang w:val="en-US"/>
         </w:rPr>
         <w:t>⇔</w:t>
@@ -3954,6 +4035,7 @@
         <w:rPr>
           <w:sz w:val="24"/>
           <w:szCs w:val="24"/>
+          <w:shd w:val="clear" w:color="auto" w:fill="C6D9F1" w:themeFill="text2" w:themeFillTint="33"/>
           <w:lang w:val="en-US"/>
         </w:rPr>
         <w:t xml:space="preserve"> R25-DXP-v1.0.0-DEV</w:t>
@@ -3962,6 +4044,7 @@
     <w:p>
       <w:pPr>
         <w:pStyle w:val="Heading1"/>
+        <w:spacing w:before="0" w:line="240" w:lineRule="auto"/>
         <w:rPr>
           <w:sz w:val="28"/>
           <w:szCs w:val="28"/>
@@ -3997,6 +4080,7 @@
     </w:p>
     <w:p>
       <w:pPr>
+        <w:spacing w:before="0" w:line="240" w:lineRule="auto"/>
         <w:rPr>
           <w:sz w:val="24"/>
           <w:szCs w:val="24"/>
@@ -4014,7 +4098,12 @@
     </w:p>
     <w:p>
       <w:pPr>
-        <w:spacing w:line="240" w:lineRule="auto"/>
+        <w:pStyle w:val="ListParagraph"/>
+        <w:numPr>
+          <w:ilvl w:val="0"/>
+          <w:numId w:val="31"/>
+        </w:numPr>
+        <w:spacing w:before="0" w:after="120" w:line="240" w:lineRule="auto"/>
         <w:rPr>
           <w:b/>
           <w:bCs/>
@@ -4029,9 +4118,8 @@
           <w:sz w:val="24"/>
           <w:szCs w:val="24"/>
         </w:rPr>
-        <w:t xml:space="preserve">Release </w:t>
-      </w:r>
-      <w:proofErr w:type="spellStart"/>
+        <w:t>Project</w:t>
+      </w:r>
       <w:r>
         <w:rPr>
           <w:b/>
@@ -4039,9 +4127,8 @@
           <w:sz w:val="24"/>
           <w:szCs w:val="24"/>
         </w:rPr>
-        <w:t>naming</w:t>
-      </w:r>
-      <w:proofErr w:type="spellEnd"/>
+        <w:t xml:space="preserve"> </w:t>
+      </w:r>
       <w:r>
         <w:rPr>
           <w:b/>
@@ -4049,9 +4136,8 @@
           <w:sz w:val="24"/>
           <w:szCs w:val="24"/>
         </w:rPr>
-        <w:t xml:space="preserve"> </w:t>
-      </w:r>
-      <w:proofErr w:type="gramStart"/>
+        <w:t>N</w:t>
+      </w:r>
       <w:r>
         <w:rPr>
           <w:b/>
@@ -4059,12 +4145,30 @@
           <w:sz w:val="24"/>
           <w:szCs w:val="24"/>
         </w:rPr>
-        <w:t>format:</w:t>
-      </w:r>
-      <w:proofErr w:type="gramEnd"/>
+        <w:t xml:space="preserve">aming </w:t>
+      </w:r>
+      <w:r>
+        <w:rPr>
+          <w:b/>
+          <w:bCs/>
+          <w:sz w:val="24"/>
+          <w:szCs w:val="24"/>
+        </w:rPr>
+        <w:t>F</w:t>
+      </w:r>
+      <w:r>
+        <w:rPr>
+          <w:b/>
+          <w:bCs/>
+          <w:sz w:val="24"/>
+          <w:szCs w:val="24"/>
+        </w:rPr>
+        <w:t>ormat</w:t>
+      </w:r>
     </w:p>
     <w:p>
       <w:pPr>
+        <w:spacing w:before="0" w:line="240" w:lineRule="auto"/>
         <w:ind w:left="708"/>
         <w:rPr>
           <w:sz w:val="24"/>
@@ -4099,7 +4203,8 @@
     </w:p>
     <w:p>
       <w:pPr>
-        <w:spacing w:line="240" w:lineRule="auto"/>
+        <w:spacing w:before="0" w:after="120" w:line="240" w:lineRule="auto"/>
+        <w:ind w:left="708"/>
         <w:rPr>
           <w:b/>
           <w:bCs/>
@@ -4107,7 +4212,6 @@
           <w:szCs w:val="24"/>
         </w:rPr>
       </w:pPr>
-      <w:proofErr w:type="gramStart"/>
       <w:r>
         <w:rPr>
           <w:b/>
@@ -4115,17 +4219,159 @@
           <w:sz w:val="24"/>
           <w:szCs w:val="24"/>
         </w:rPr>
-        <w:t>Example:</w:t>
-      </w:r>
-      <w:proofErr w:type="gramEnd"/>
+        <w:t>Example</w:t>
+      </w:r>
     </w:p>
     <w:p>
       <w:pPr>
-        <w:spacing w:line="240" w:lineRule="auto"/>
+        <w:spacing w:before="0" w:after="120" w:line="240" w:lineRule="auto"/>
+        <w:ind w:left="1416"/>
+        <w:rPr>
+          <w:sz w:val="24"/>
+          <w:szCs w:val="24"/>
+          <w:shd w:val="clear" w:color="auto" w:fill="C6D9F1" w:themeFill="text2" w:themeFillTint="33"/>
+          <w:lang w:val="en-US"/>
+        </w:rPr>
+      </w:pPr>
+      <w:r>
+        <w:rPr>
+          <w:sz w:val="24"/>
+          <w:szCs w:val="24"/>
+          <w:shd w:val="clear" w:color="auto" w:fill="C6D9F1" w:themeFill="text2" w:themeFillTint="33"/>
+          <w:lang w:val="en-US"/>
+        </w:rPr>
+        <w:t>DXP-BFF-AAMAL-ESERVICES</w:t>
+      </w:r>
+    </w:p>
+    <w:p>
+      <w:pPr>
+        <w:pStyle w:val="ListParagraph"/>
+        <w:numPr>
+          <w:ilvl w:val="0"/>
+          <w:numId w:val="31"/>
+        </w:numPr>
+        <w:spacing w:before="0" w:after="120" w:line="240" w:lineRule="auto"/>
+        <w:rPr>
+          <w:b/>
+          <w:bCs/>
+          <w:sz w:val="24"/>
+          <w:szCs w:val="24"/>
+          <w:lang w:val="en-US"/>
+        </w:rPr>
+      </w:pPr>
+      <w:r>
+        <w:rPr>
+          <w:b/>
+          <w:bCs/>
+          <w:sz w:val="24"/>
+          <w:szCs w:val="24"/>
+          <w:lang w:val="en-US"/>
+        </w:rPr>
+        <w:t>Versioning</w:t>
+      </w:r>
+    </w:p>
+    <w:p>
+      <w:pPr>
+        <w:spacing w:before="0" w:line="240" w:lineRule="auto"/>
         <w:ind w:left="708"/>
         <w:rPr>
           <w:sz w:val="24"/>
           <w:szCs w:val="24"/>
+        </w:rPr>
+      </w:pPr>
+      <w:r>
+        <w:rPr>
+          <w:sz w:val="24"/>
+          <w:szCs w:val="24"/>
+        </w:rPr>
+        <w:t>R&lt;</w:t>
+      </w:r>
+      <w:proofErr w:type="spellStart"/>
+      <w:r>
+        <w:rPr>
+          <w:sz w:val="24"/>
+          <w:szCs w:val="24"/>
+        </w:rPr>
+        <w:t>ReleaseNumber</w:t>
+      </w:r>
+      <w:proofErr w:type="spellEnd"/>
+      <w:r>
+        <w:rPr>
+          <w:sz w:val="24"/>
+          <w:szCs w:val="24"/>
+        </w:rPr>
+        <w:t>&gt;-&lt;LOB&gt;-</w:t>
+      </w:r>
+      <w:proofErr w:type="gramStart"/>
+      <w:r>
+        <w:rPr>
+          <w:sz w:val="24"/>
+          <w:szCs w:val="24"/>
+        </w:rPr>
+        <w:t>v&lt;</w:t>
+      </w:r>
+      <w:proofErr w:type="spellStart"/>
+      <w:r>
+        <w:rPr>
+          <w:sz w:val="24"/>
+          <w:szCs w:val="24"/>
+        </w:rPr>
+        <w:t>Major.Minor.Patch</w:t>
+      </w:r>
+      <w:proofErr w:type="spellEnd"/>
+      <w:proofErr w:type="gramEnd"/>
+      <w:r>
+        <w:rPr>
+          <w:sz w:val="24"/>
+          <w:szCs w:val="24"/>
+        </w:rPr>
+        <w:t>&gt;-&lt;</w:t>
+      </w:r>
+      <w:proofErr w:type="spellStart"/>
+      <w:r>
+        <w:rPr>
+          <w:sz w:val="24"/>
+          <w:szCs w:val="24"/>
+        </w:rPr>
+        <w:t>Environment</w:t>
+      </w:r>
+      <w:proofErr w:type="spellEnd"/>
+      <w:r>
+        <w:rPr>
+          <w:sz w:val="24"/>
+          <w:szCs w:val="24"/>
+        </w:rPr>
+        <w:t>&gt;</w:t>
+      </w:r>
+    </w:p>
+    <w:p>
+      <w:pPr>
+        <w:spacing w:before="0" w:after="120" w:line="240" w:lineRule="auto"/>
+        <w:ind w:left="708"/>
+        <w:rPr>
+          <w:b/>
+          <w:bCs/>
+          <w:sz w:val="24"/>
+          <w:szCs w:val="24"/>
+        </w:rPr>
+      </w:pPr>
+      <w:r>
+        <w:rPr>
+          <w:b/>
+          <w:bCs/>
+          <w:sz w:val="24"/>
+          <w:szCs w:val="24"/>
+        </w:rPr>
+        <w:t>Example</w:t>
+      </w:r>
+    </w:p>
+    <w:p>
+      <w:pPr>
+        <w:spacing w:before="0" w:after="120" w:line="240" w:lineRule="auto"/>
+        <w:ind w:left="1416"/>
+        <w:rPr>
+          <w:sz w:val="24"/>
+          <w:szCs w:val="24"/>
           <w:lang w:val="en-US"/>
         </w:rPr>
       </w:pPr>
@@ -4133,9 +4379,11 @@
         <w:rPr>
           <w:sz w:val="24"/>
           <w:szCs w:val="24"/>
+          <w:shd w:val="clear" w:color="auto" w:fill="C6D9F1" w:themeFill="text2" w:themeFillTint="33"/>
           <w:lang w:val="en-US"/>
         </w:rPr>
-        <w:t>DXP-</w:t>
+        <w:lastRenderedPageBreak/>
+        <w:t>R25-DXP-v1.0.0-DEV</w:t>
       </w:r>
       <w:r>
         <w:rPr>
@@ -4143,7 +4391,7 @@
           <w:szCs w:val="24"/>
           <w:lang w:val="en-US"/>
         </w:rPr>
-        <w:t>BFF-AAMAL-ESERVICES</w:t>
+        <w:t xml:space="preserve"> </w:t>
       </w:r>
     </w:p>
     <w:p>
@@ -4162,7 +4410,6 @@
           <w:szCs w:val="28"/>
           <w:lang w:val="en-US"/>
         </w:rPr>
-        <w:lastRenderedPageBreak/>
         <w:t>8</w:t>
       </w:r>
       <w:r>
@@ -4599,7 +4846,24 @@
           <w:szCs w:val="24"/>
           <w:lang w:val="en-US"/>
         </w:rPr>
-        <w:t xml:space="preserve"> can start with the minimal configurations for Quality gate to ensure that it works fine then align with the corresponding team to solve discovered issues.</w:t>
+        <w:t xml:space="preserve"> can start with the </w:t>
+      </w:r>
+      <w:r>
+        <w:rPr>
+          <w:sz w:val="24"/>
+          <w:szCs w:val="24"/>
+          <w:u w:val="single"/>
+          <w:lang w:val="en-US"/>
+        </w:rPr>
+        <w:t>minimal configurations for Quality gate</w:t>
+      </w:r>
+      <w:r>
+        <w:rPr>
+          <w:sz w:val="24"/>
+          <w:szCs w:val="24"/>
+          <w:lang w:val="en-US"/>
+        </w:rPr>
+        <w:t xml:space="preserve"> to ensure that it works fine then align with the corresponding team to solve discovered issues.</w:t>
       </w:r>
     </w:p>
     <w:p>
@@ -4652,8 +4916,8 @@
       </w:tblPr>
       <w:tblGrid>
         <w:gridCol w:w="2367"/>
-        <w:gridCol w:w="2561"/>
-        <w:gridCol w:w="2445"/>
+        <w:gridCol w:w="2848"/>
+        <w:gridCol w:w="2158"/>
         <w:gridCol w:w="2255"/>
       </w:tblGrid>
       <w:tr>
@@ -4685,7 +4949,7 @@
         </w:tc>
         <w:tc>
           <w:tcPr>
-            <w:tcW w:w="2561" w:type="dxa"/>
+            <w:tcW w:w="2848" w:type="dxa"/>
             <w:shd w:val="clear" w:color="auto" w:fill="B6DEFF" w:themeFill="accent1" w:themeFillTint="33"/>
           </w:tcPr>
           <w:p>
@@ -4711,7 +4975,7 @@
         </w:tc>
         <w:tc>
           <w:tcPr>
-            <w:tcW w:w="2445" w:type="dxa"/>
+            <w:tcW w:w="2158" w:type="dxa"/>
             <w:shd w:val="clear" w:color="auto" w:fill="B6DEFF" w:themeFill="accent1" w:themeFillTint="33"/>
           </w:tcPr>
           <w:p>
@@ -4803,7 +5067,7 @@
         </w:tc>
         <w:tc>
           <w:tcPr>
-            <w:tcW w:w="2561" w:type="dxa"/>
+            <w:tcW w:w="2848" w:type="dxa"/>
           </w:tcPr>
           <w:p>
             <w:pPr>
@@ -4842,7 +5106,7 @@
         </w:tc>
         <w:tc>
           <w:tcPr>
-            <w:tcW w:w="2445" w:type="dxa"/>
+            <w:tcW w:w="2158" w:type="dxa"/>
           </w:tcPr>
           <w:p>
             <w:pPr>
@@ -4922,7 +5186,7 @@
         </w:tc>
         <w:tc>
           <w:tcPr>
-            <w:tcW w:w="2561" w:type="dxa"/>
+            <w:tcW w:w="2848" w:type="dxa"/>
           </w:tcPr>
           <w:tbl>
             <w:tblPr>
@@ -5031,7 +5295,7 @@
         </w:tc>
         <w:tc>
           <w:tcPr>
-            <w:tcW w:w="2445" w:type="dxa"/>
+            <w:tcW w:w="2158" w:type="dxa"/>
           </w:tcPr>
           <w:p>
             <w:pPr>
@@ -5046,15 +5310,14 @@
                 <w:sz w:val="24"/>
                 <w:szCs w:val="24"/>
               </w:rPr>
-              <w:t xml:space="preserve">2 </w:t>
-            </w:r>
-            <w:proofErr w:type="spellStart"/>
+              <w:t>1</w:t>
+            </w:r>
             <w:r>
               <w:rPr>
                 <w:sz w:val="24"/>
                 <w:szCs w:val="24"/>
               </w:rPr>
-              <w:t>W</w:t>
+              <w:t xml:space="preserve"> W</w:t>
             </w:r>
             <w:r>
               <w:rPr>
@@ -5063,14 +5326,6 @@
               </w:rPr>
               <w:t>eek</w:t>
             </w:r>
-            <w:r>
-              <w:rPr>
-                <w:sz w:val="24"/>
-                <w:szCs w:val="24"/>
-              </w:rPr>
-              <w:t>s</w:t>
-            </w:r>
-            <w:proofErr w:type="spellEnd"/>
           </w:p>
         </w:tc>
         <w:tc>
@@ -5125,7 +5380,7 @@
         </w:tc>
         <w:tc>
           <w:tcPr>
-            <w:tcW w:w="2561" w:type="dxa"/>
+            <w:tcW w:w="2848" w:type="dxa"/>
           </w:tcPr>
           <w:p>
             <w:pPr>
@@ -5155,7 +5410,7 @@
         </w:tc>
         <w:tc>
           <w:tcPr>
-            <w:tcW w:w="2445" w:type="dxa"/>
+            <w:tcW w:w="2158" w:type="dxa"/>
           </w:tcPr>
           <w:p>
             <w:pPr>
@@ -5242,7 +5497,7 @@
         </w:tc>
         <w:tc>
           <w:tcPr>
-            <w:tcW w:w="2561" w:type="dxa"/>
+            <w:tcW w:w="2848" w:type="dxa"/>
           </w:tcPr>
           <w:p>
             <w:pPr>
@@ -5281,7 +5536,7 @@
         </w:tc>
         <w:tc>
           <w:tcPr>
-            <w:tcW w:w="2445" w:type="dxa"/>
+            <w:tcW w:w="2158" w:type="dxa"/>
           </w:tcPr>
           <w:p>
             <w:pPr>
@@ -5332,8 +5587,8 @@
           <w:lang w:val="en-US"/>
         </w:rPr>
       </w:pPr>
-      <w:bookmarkStart w:id="16" w:name="_Hlk223873912"/>
-      <w:bookmarkStart w:id="17" w:name="_Toc223875930"/>
+      <w:bookmarkStart w:id="16" w:name="_Toc223875930"/>
+      <w:bookmarkStart w:id="17" w:name="_Hlk223873912"/>
       <w:r>
         <w:rPr>
           <w:sz w:val="28"/>
@@ -5350,9 +5605,9 @@
         </w:rPr>
         <w:t>. Dependencies</w:t>
       </w:r>
-      <w:bookmarkEnd w:id="17"/>
+      <w:bookmarkEnd w:id="16"/>
     </w:p>
-    <w:bookmarkEnd w:id="16"/>
+    <w:bookmarkEnd w:id="17"/>
     <w:p>
       <w:pPr>
         <w:pStyle w:val="ListParagraph"/>
@@ -5745,10 +6000,10 @@
           <w:rPr>
             <w:rFonts w:ascii="Arial" w:hAnsi="Arial" w:cs="Arial"/>
             <w:b/>
-            <w:color w:val="2E7D32"/>
+            <w:color w:val="6A1B9A"/>
             <w:sz w:val="28"/>
           </w:rPr>
-          <w:t>Public</w:t>
+          <w:t>Internal</w:t>
         </w:r>
       </w:p>
     </w:sdtContent>
@@ -5758,15 +6013,60 @@
 
 <file path=word/header2.xml><?xml version="1.0" encoding="utf-8"?>
 <w:hdr xmlns:wpc="http://schemas.microsoft.com/office/word/2010/wordprocessingCanvas" xmlns:cx="http://schemas.microsoft.com/office/drawing/2014/chartex" xmlns:cx1="http://schemas.microsoft.com/office/drawing/2015/9/8/chartex" xmlns:cx2="http://schemas.microsoft.com/office/drawing/2015/10/21/chartex" xmlns:cx3="http://schemas.microsoft.com/office/drawing/2016/5/9/chartex" xmlns:cx4="http://schemas.microsoft.com/office/drawing/2016/5/10/chartex" xmlns:cx5="http://schemas.microsoft.com/office/drawing/2016/5/11/chartex" xmlns:cx6="http://schemas.microsoft.com/office/drawing/2016/5/12/chartex" xmlns:cx7="http://schemas.microsoft.com/office/drawing/2016/5/13/chartex" xmlns:cx8="http://schemas.microsoft.com/office/drawing/2016/5/14/chartex" xmlns:mc="http://schemas.openxmlformats.org/markup-compatibility/2006" xmlns:aink="http://schemas.microsoft.com/office/drawing/2016/ink" xmlns:am3d="http://schemas.microsoft.com/office/drawing/2017/model3d" xmlns:o="urn:schemas-microsoft-com:office:office" xmlns:oel="http://schemas.microsoft.com/office/2019/extlst" xmlns:r="http://schemas.openxmlformats.org/officeDocument/2006/relationships" xmlns:m="http://schemas.openxmlformats.org/officeDocument/2006/math" xmlns:v="urn:schemas-microsoft-com:vml" xmlns:wp14="http://schemas.microsoft.com/office/word/2010/wordprocessingDrawing" xmlns:wp="http://schemas.openxmlformats.org/drawingml/2006/wordprocessingDrawing" xmlns:w10="urn:schemas-microsoft-com:office:word" xmlns:w="http://schemas.openxmlformats.org/wordprocessingml/2006/main" xmlns:w14="http://schemas.microsoft.com/office/word/2010/wordml" xmlns:w15="http://schemas.microsoft.com/office/word/2012/wordml" xmlns:w16cex="http://schemas.microsoft.com/office/word/2018/wordml/cex" xmlns:w16cid="http://schemas.microsoft.com/office/word/2016/wordml/cid" xmlns:w16="http://schemas.microsoft.com/office/word/2018/wordml" xmlns:w16sdtdh="http://schemas.microsoft.com/office/word/2020/wordml/sdtdatahash" xmlns:w16se="http://schemas.microsoft.com/office/word/2015/wordml/symex" xmlns:wpg="http://schemas.microsoft.com/office/word/2010/wordprocessingGroup" xmlns:wpi="http://schemas.microsoft.com/office/word/2010/wordprocessingInk" xmlns:wne="http://schemas.microsoft.com/office/word/2006/wordml" xmlns:wps="http://schemas.microsoft.com/office/word/2010/wordprocessingShape" mc:Ignorable="w14 w15 w16se w16cid w16 w16cex w16sdtdh wp14">
-  <w:p>
-    <w:pPr>
-      <w:pStyle w:val="Header"/>
-      <w:jc w:val="left"/>
+  <w:sdt>
+    <w:sdtPr>
       <w:rPr>
         <w:lang w:val="en-US"/>
       </w:rPr>
-    </w:pPr>
-  </w:p>
+      <w:tag w:val="GTBClassification"/>
+      <w:id w:val="-30348230"/>
+      <w:lock w:val="sdtContentLocked"/>
+      <w:placeholder>
+        <w:docPart w:val="DefaultPlaceholder_-1854013440"/>
+      </w:placeholder>
+    </w:sdtPr>
+    <w:sdtContent>
+      <w:p>
+        <w:pPr>
+          <w:pStyle w:val="Header"/>
+          <w:ind w:right="0"/>
+          <w:jc w:val="left"/>
+          <w:rPr>
+            <w:lang w:val="en-US"/>
+          </w:rPr>
+        </w:pPr>
+        <w:r>
+          <w:rPr>
+            <w:rFonts w:ascii="Arial" w:hAnsi="Arial" w:cs="Arial"/>
+            <w:b/>
+            <w:color w:val="000000"/>
+            <w:sz w:val="28"/>
+            <w:lang w:val="en-US"/>
+          </w:rPr>
+          <w:t>Classification:</w:t>
+        </w:r>
+        <w:r>
+          <w:rPr>
+            <w:rFonts w:ascii="Arial" w:hAnsi="Arial" w:cs="Arial"/>
+            <w:color w:val="000000"/>
+            <w:sz w:val="28"/>
+            <w:lang w:val="en-US"/>
+          </w:rPr>
+          <w:t xml:space="preserve"> </w:t>
+        </w:r>
+        <w:r>
+          <w:rPr>
+            <w:rFonts w:ascii="Arial" w:hAnsi="Arial" w:cs="Arial"/>
+            <w:b/>
+            <w:color w:val="6A1B9A"/>
+            <w:sz w:val="28"/>
+            <w:lang w:val="en-US"/>
+          </w:rPr>
+          <w:t>Internal</w:t>
+        </w:r>
+      </w:p>
+    </w:sdtContent>
+  </w:sdt>
 </w:hdr>
 </file>
 
@@ -5809,10 +6109,10 @@
           <w:rPr>
             <w:rFonts w:ascii="Arial" w:hAnsi="Arial" w:cs="Arial"/>
             <w:b/>
-            <w:color w:val="2E7D32"/>
+            <w:color w:val="6A1B9A"/>
             <w:sz w:val="28"/>
           </w:rPr>
-          <w:t>Public</w:t>
+          <w:t>Internal</w:t>
         </w:r>
       </w:p>
     </w:sdtContent>
@@ -7272,6 +7572,119 @@
     </w:lvl>
   </w:abstractNum>
   <w:abstractNum w:abstractNumId="12" w15:restartNumberingAfterBreak="0">
+    <w:nsid w:val="266819C9"/>
+    <w:multiLevelType w:val="hybridMultilevel"/>
+    <w:tmpl w:val="E58CDFAC"/>
+    <w:lvl w:ilvl="0" w:tplc="04090003">
+      <w:start w:val="1"/>
+      <w:numFmt w:val="bullet"/>
+      <w:lvlText w:val="o"/>
+      <w:lvlJc w:val="left"/>
+      <w:pPr>
+        <w:ind w:left="1068" w:hanging="360"/>
+      </w:pPr>
+      <w:rPr>
+        <w:rFonts w:ascii="Courier New" w:hAnsi="Courier New" w:cs="Courier New" w:hint="default"/>
+      </w:rPr>
+    </w:lvl>
+    <w:lvl w:ilvl="1" w:tplc="04090003" w:tentative="1">
+      <w:start w:val="1"/>
+      <w:numFmt w:val="bullet"/>
+      <w:lvlText w:val="o"/>
+      <w:lvlJc w:val="left"/>
+      <w:pPr>
+        <w:ind w:left="1788" w:hanging="360"/>
+      </w:pPr>
+      <w:rPr>
+        <w:rFonts w:ascii="Courier New" w:hAnsi="Courier New" w:cs="Courier New" w:hint="default"/>
+      </w:rPr>
+    </w:lvl>
+    <w:lvl w:ilvl="2" w:tplc="04090005" w:tentative="1">
+      <w:start w:val="1"/>
+      <w:numFmt w:val="bullet"/>
+      <w:lvlText w:val=""/>
+      <w:lvlJc w:val="left"/>
+      <w:pPr>
+        <w:ind w:left="2508" w:hanging="360"/>
+      </w:pPr>
+      <w:rPr>
+        <w:rFonts w:ascii="Wingdings" w:hAnsi="Wingdings" w:hint="default"/>
+      </w:rPr>
+    </w:lvl>
+    <w:lvl w:ilvl="3" w:tplc="04090001" w:tentative="1">
+      <w:start w:val="1"/>
+      <w:numFmt w:val="bullet"/>
+      <w:lvlText w:val=""/>
+      <w:lvlJc w:val="left"/>
+      <w:pPr>
+        <w:ind w:left="3228" w:hanging="360"/>
+      </w:pPr>
+      <w:rPr>
+        <w:rFonts w:ascii="Symbol" w:hAnsi="Symbol" w:hint="default"/>
+      </w:rPr>
+    </w:lvl>
+    <w:lvl w:ilvl="4" w:tplc="04090003" w:tentative="1">
+      <w:start w:val="1"/>
+      <w:numFmt w:val="bullet"/>
+      <w:lvlText w:val="o"/>
+      <w:lvlJc w:val="left"/>
+      <w:pPr>
+        <w:ind w:left="3948" w:hanging="360"/>
+      </w:pPr>
+      <w:rPr>
+        <w:rFonts w:ascii="Courier New" w:hAnsi="Courier New" w:cs="Courier New" w:hint="default"/>
+      </w:rPr>
+    </w:lvl>
+    <w:lvl w:ilvl="5" w:tplc="04090005" w:tentative="1">
+      <w:start w:val="1"/>
+      <w:numFmt w:val="bullet"/>
+      <w:lvlText w:val=""/>
+      <w:lvlJc w:val="left"/>
+      <w:pPr>
+        <w:ind w:left="4668" w:hanging="360"/>
+      </w:pPr>
+      <w:rPr>
+        <w:rFonts w:ascii="Wingdings" w:hAnsi="Wingdings" w:hint="default"/>
+      </w:rPr>
+    </w:lvl>
+    <w:lvl w:ilvl="6" w:tplc="04090001" w:tentative="1">
+      <w:start w:val="1"/>
+      <w:numFmt w:val="bullet"/>
+      <w:lvlText w:val=""/>
+      <w:lvlJc w:val="left"/>
+      <w:pPr>
+        <w:ind w:left="5388" w:hanging="360"/>
+      </w:pPr>
+      <w:rPr>
+        <w:rFonts w:ascii="Symbol" w:hAnsi="Symbol" w:hint="default"/>
+      </w:rPr>
+    </w:lvl>
+    <w:lvl w:ilvl="7" w:tplc="04090003" w:tentative="1">
+      <w:start w:val="1"/>
+      <w:numFmt w:val="bullet"/>
+      <w:lvlText w:val="o"/>
+      <w:lvlJc w:val="left"/>
+      <w:pPr>
+        <w:ind w:left="6108" w:hanging="360"/>
+      </w:pPr>
+      <w:rPr>
+        <w:rFonts w:ascii="Courier New" w:hAnsi="Courier New" w:cs="Courier New" w:hint="default"/>
+      </w:rPr>
+    </w:lvl>
+    <w:lvl w:ilvl="8" w:tplc="04090005" w:tentative="1">
+      <w:start w:val="1"/>
+      <w:numFmt w:val="bullet"/>
+      <w:lvlText w:val=""/>
+      <w:lvlJc w:val="left"/>
+      <w:pPr>
+        <w:ind w:left="6828" w:hanging="360"/>
+      </w:pPr>
+      <w:rPr>
+        <w:rFonts w:ascii="Wingdings" w:hAnsi="Wingdings" w:hint="default"/>
+      </w:rPr>
+    </w:lvl>
+  </w:abstractNum>
+  <w:abstractNum w:abstractNumId="13" w15:restartNumberingAfterBreak="0">
     <w:nsid w:val="29C82685"/>
     <w:multiLevelType w:val="hybridMultilevel"/>
     <w:tmpl w:val="8772A210"/>
@@ -7384,7 +7797,7 @@
       </w:rPr>
     </w:lvl>
   </w:abstractNum>
-  <w:abstractNum w:abstractNumId="13" w15:restartNumberingAfterBreak="0">
+  <w:abstractNum w:abstractNumId="14" w15:restartNumberingAfterBreak="0">
     <w:nsid w:val="31007831"/>
     <w:multiLevelType w:val="hybridMultilevel"/>
     <w:tmpl w:val="87987A7A"/>
@@ -7496,7 +7909,7 @@
       </w:rPr>
     </w:lvl>
   </w:abstractNum>
-  <w:abstractNum w:abstractNumId="14" w15:restartNumberingAfterBreak="0">
+  <w:abstractNum w:abstractNumId="15" w15:restartNumberingAfterBreak="0">
     <w:nsid w:val="3AEC2621"/>
     <w:multiLevelType w:val="multilevel"/>
     <w:tmpl w:val="06A8AAAC"/>
@@ -7618,7 +8031,7 @@
       </w:pPr>
     </w:lvl>
   </w:abstractNum>
-  <w:abstractNum w:abstractNumId="15" w15:restartNumberingAfterBreak="0">
+  <w:abstractNum w:abstractNumId="16" w15:restartNumberingAfterBreak="0">
     <w:nsid w:val="493C45A9"/>
     <w:multiLevelType w:val="hybridMultilevel"/>
     <w:tmpl w:val="393AD258"/>
@@ -7730,7 +8143,119 @@
       </w:rPr>
     </w:lvl>
   </w:abstractNum>
-  <w:abstractNum w:abstractNumId="16" w15:restartNumberingAfterBreak="0">
+  <w:abstractNum w:abstractNumId="17" w15:restartNumberingAfterBreak="0">
+    <w:nsid w:val="496728F5"/>
+    <w:multiLevelType w:val="hybridMultilevel"/>
+    <w:tmpl w:val="531CDF9C"/>
+    <w:lvl w:ilvl="0" w:tplc="04090001">
+      <w:start w:val="1"/>
+      <w:numFmt w:val="bullet"/>
+      <w:lvlText w:val=""/>
+      <w:lvlJc w:val="left"/>
+      <w:pPr>
+        <w:ind w:left="720" w:hanging="360"/>
+      </w:pPr>
+      <w:rPr>
+        <w:rFonts w:ascii="Symbol" w:hAnsi="Symbol" w:hint="default"/>
+      </w:rPr>
+    </w:lvl>
+    <w:lvl w:ilvl="1" w:tplc="A81835B4">
+      <w:numFmt w:val="bullet"/>
+      <w:lvlText w:val="-"/>
+      <w:lvlJc w:val="left"/>
+      <w:pPr>
+        <w:ind w:left="1440" w:hanging="360"/>
+      </w:pPr>
+      <w:rPr>
+        <w:rFonts w:ascii="Calibri" w:eastAsiaTheme="minorEastAsia" w:hAnsi="Calibri" w:cs="Calibri" w:hint="default"/>
+      </w:rPr>
+    </w:lvl>
+    <w:lvl w:ilvl="2" w:tplc="04090005" w:tentative="1">
+      <w:start w:val="1"/>
+      <w:numFmt w:val="bullet"/>
+      <w:lvlText w:val=""/>
+      <w:lvlJc w:val="left"/>
+      <w:pPr>
+        <w:ind w:left="2160" w:hanging="360"/>
+      </w:pPr>
+      <w:rPr>
+        <w:rFonts w:ascii="Wingdings" w:hAnsi="Wingdings" w:hint="default"/>
+      </w:rPr>
+    </w:lvl>
+    <w:lvl w:ilvl="3" w:tplc="04090001" w:tentative="1">
+      <w:start w:val="1"/>
+      <w:numFmt w:val="bullet"/>
+      <w:lvlText w:val=""/>
+      <w:lvlJc w:val="left"/>
+      <w:pPr>
+        <w:ind w:left="2880" w:hanging="360"/>
+      </w:pPr>
+      <w:rPr>
+        <w:rFonts w:ascii="Symbol" w:hAnsi="Symbol" w:hint="default"/>
+      </w:rPr>
+    </w:lvl>
+    <w:lvl w:ilvl="4" w:tplc="04090003" w:tentative="1">
+      <w:start w:val="1"/>
+      <w:numFmt w:val="bullet"/>
+      <w:lvlText w:val="o"/>
+      <w:lvlJc w:val="left"/>
+      <w:pPr>
+        <w:ind w:left="3600" w:hanging="360"/>
+      </w:pPr>
+      <w:rPr>
+        <w:rFonts w:ascii="Courier New" w:hAnsi="Courier New" w:cs="Courier New" w:hint="default"/>
+      </w:rPr>
+    </w:lvl>
+    <w:lvl w:ilvl="5" w:tplc="04090005" w:tentative="1">
+      <w:start w:val="1"/>
+      <w:numFmt w:val="bullet"/>
+      <w:lvlText w:val=""/>
+      <w:lvlJc w:val="left"/>
+      <w:pPr>
+        <w:ind w:left="4320" w:hanging="360"/>
+      </w:pPr>
+      <w:rPr>
+        <w:rFonts w:ascii="Wingdings" w:hAnsi="Wingdings" w:hint="default"/>
+      </w:rPr>
+    </w:lvl>
+    <w:lvl w:ilvl="6" w:tplc="04090001" w:tentative="1">
+      <w:start w:val="1"/>
+      <w:numFmt w:val="bullet"/>
+      <w:lvlText w:val=""/>
+      <w:lvlJc w:val="left"/>
+      <w:pPr>
+        <w:ind w:left="5040" w:hanging="360"/>
+      </w:pPr>
+      <w:rPr>
+        <w:rFonts w:ascii="Symbol" w:hAnsi="Symbol" w:hint="default"/>
+      </w:rPr>
+    </w:lvl>
+    <w:lvl w:ilvl="7" w:tplc="04090003" w:tentative="1">
+      <w:start w:val="1"/>
+      <w:numFmt w:val="bullet"/>
+      <w:lvlText w:val="o"/>
+      <w:lvlJc w:val="left"/>
+      <w:pPr>
+        <w:ind w:left="5760" w:hanging="360"/>
+      </w:pPr>
+      <w:rPr>
+        <w:rFonts w:ascii="Courier New" w:hAnsi="Courier New" w:cs="Courier New" w:hint="default"/>
+      </w:rPr>
+    </w:lvl>
+    <w:lvl w:ilvl="8" w:tplc="04090005" w:tentative="1">
+      <w:start w:val="1"/>
+      <w:numFmt w:val="bullet"/>
+      <w:lvlText w:val=""/>
+      <w:lvlJc w:val="left"/>
+      <w:pPr>
+        <w:ind w:left="6480" w:hanging="360"/>
+      </w:pPr>
+      <w:rPr>
+        <w:rFonts w:ascii="Wingdings" w:hAnsi="Wingdings" w:hint="default"/>
+      </w:rPr>
+    </w:lvl>
+  </w:abstractNum>
+  <w:abstractNum w:abstractNumId="18" w15:restartNumberingAfterBreak="0">
     <w:nsid w:val="499A6292"/>
     <w:multiLevelType w:val="multilevel"/>
     <w:tmpl w:val="9C329F0C"/>
@@ -7870,7 +8395,7 @@
       </w:rPr>
     </w:lvl>
   </w:abstractNum>
-  <w:abstractNum w:abstractNumId="17" w15:restartNumberingAfterBreak="0">
+  <w:abstractNum w:abstractNumId="19" w15:restartNumberingAfterBreak="0">
     <w:nsid w:val="49DA0622"/>
     <w:multiLevelType w:val="hybridMultilevel"/>
     <w:tmpl w:val="067E8F94"/>
@@ -7983,7 +8508,7 @@
       </w:rPr>
     </w:lvl>
   </w:abstractNum>
-  <w:abstractNum w:abstractNumId="18" w15:restartNumberingAfterBreak="0">
+  <w:abstractNum w:abstractNumId="20" w15:restartNumberingAfterBreak="0">
     <w:nsid w:val="52194F76"/>
     <w:multiLevelType w:val="hybridMultilevel"/>
     <w:tmpl w:val="58D681DE"/>
@@ -8095,7 +8620,7 @@
       </w:rPr>
     </w:lvl>
   </w:abstractNum>
-  <w:abstractNum w:abstractNumId="19" w15:restartNumberingAfterBreak="0">
+  <w:abstractNum w:abstractNumId="21" w15:restartNumberingAfterBreak="0">
     <w:nsid w:val="58893669"/>
     <w:multiLevelType w:val="hybridMultilevel"/>
     <w:tmpl w:val="2DDA91C6"/>
@@ -8207,7 +8732,7 @@
       </w:rPr>
     </w:lvl>
   </w:abstractNum>
-  <w:abstractNum w:abstractNumId="20" w15:restartNumberingAfterBreak="0">
+  <w:abstractNum w:abstractNumId="22" w15:restartNumberingAfterBreak="0">
     <w:nsid w:val="5CE341DF"/>
     <w:multiLevelType w:val="hybridMultilevel"/>
     <w:tmpl w:val="AE0A6C42"/>
@@ -8319,7 +8844,120 @@
       </w:rPr>
     </w:lvl>
   </w:abstractNum>
-  <w:abstractNum w:abstractNumId="21" w15:restartNumberingAfterBreak="0">
+  <w:abstractNum w:abstractNumId="23" w15:restartNumberingAfterBreak="0">
+    <w:nsid w:val="650D6E25"/>
+    <w:multiLevelType w:val="hybridMultilevel"/>
+    <w:tmpl w:val="98E03DA8"/>
+    <w:lvl w:ilvl="0" w:tplc="04090001">
+      <w:start w:val="1"/>
+      <w:numFmt w:val="bullet"/>
+      <w:lvlText w:val=""/>
+      <w:lvlJc w:val="left"/>
+      <w:pPr>
+        <w:ind w:left="720" w:hanging="360"/>
+      </w:pPr>
+      <w:rPr>
+        <w:rFonts w:ascii="Symbol" w:hAnsi="Symbol" w:hint="default"/>
+      </w:rPr>
+    </w:lvl>
+    <w:lvl w:ilvl="1" w:tplc="04090003" w:tentative="1">
+      <w:start w:val="1"/>
+      <w:numFmt w:val="bullet"/>
+      <w:lvlText w:val="o"/>
+      <w:lvlJc w:val="left"/>
+      <w:pPr>
+        <w:ind w:left="1440" w:hanging="360"/>
+      </w:pPr>
+      <w:rPr>
+        <w:rFonts w:ascii="Courier New" w:hAnsi="Courier New" w:cs="Courier New" w:hint="default"/>
+      </w:rPr>
+    </w:lvl>
+    <w:lvl w:ilvl="2" w:tplc="04090005" w:tentative="1">
+      <w:start w:val="1"/>
+      <w:numFmt w:val="bullet"/>
+      <w:lvlText w:val=""/>
+      <w:lvlJc w:val="left"/>
+      <w:pPr>
+        <w:ind w:left="2160" w:hanging="360"/>
+      </w:pPr>
+      <w:rPr>
+        <w:rFonts w:ascii="Wingdings" w:hAnsi="Wingdings" w:hint="default"/>
+      </w:rPr>
+    </w:lvl>
+    <w:lvl w:ilvl="3" w:tplc="04090001" w:tentative="1">
+      <w:start w:val="1"/>
+      <w:numFmt w:val="bullet"/>
+      <w:lvlText w:val=""/>
+      <w:lvlJc w:val="left"/>
+      <w:pPr>
+        <w:ind w:left="2880" w:hanging="360"/>
+      </w:pPr>
+      <w:rPr>
+        <w:rFonts w:ascii="Symbol" w:hAnsi="Symbol" w:hint="default"/>
+      </w:rPr>
+    </w:lvl>
+    <w:lvl w:ilvl="4" w:tplc="04090003" w:tentative="1">
+      <w:start w:val="1"/>
+      <w:numFmt w:val="bullet"/>
+      <w:lvlText w:val="o"/>
+      <w:lvlJc w:val="left"/>
+      <w:pPr>
+        <w:ind w:left="3600" w:hanging="360"/>
+      </w:pPr>
+      <w:rPr>
+        <w:rFonts w:ascii="Courier New" w:hAnsi="Courier New" w:cs="Courier New" w:hint="default"/>
+      </w:rPr>
+    </w:lvl>
+    <w:lvl w:ilvl="5" w:tplc="04090005" w:tentative="1">
+      <w:start w:val="1"/>
+      <w:numFmt w:val="bullet"/>
+      <w:lvlText w:val=""/>
+      <w:lvlJc w:val="left"/>
+      <w:pPr>
+        <w:ind w:left="4320" w:hanging="360"/>
+      </w:pPr>
+      <w:rPr>
+        <w:rFonts w:ascii="Wingdings" w:hAnsi="Wingdings" w:hint="default"/>
+      </w:rPr>
+    </w:lvl>
+    <w:lvl w:ilvl="6" w:tplc="04090001" w:tentative="1">
+      <w:start w:val="1"/>
+      <w:numFmt w:val="bullet"/>
+      <w:lvlText w:val=""/>
+      <w:lvlJc w:val="left"/>
+      <w:pPr>
+        <w:ind w:left="5040" w:hanging="360"/>
+      </w:pPr>
+      <w:rPr>
+        <w:rFonts w:ascii="Symbol" w:hAnsi="Symbol" w:hint="default"/>
+      </w:rPr>
+    </w:lvl>
+    <w:lvl w:ilvl="7" w:tplc="04090003" w:tentative="1">
+      <w:start w:val="1"/>
+      <w:numFmt w:val="bullet"/>
+      <w:lvlText w:val="o"/>
+      <w:lvlJc w:val="left"/>
+      <w:pPr>
+        <w:ind w:left="5760" w:hanging="360"/>
+      </w:pPr>
+      <w:rPr>
+        <w:rFonts w:ascii="Courier New" w:hAnsi="Courier New" w:cs="Courier New" w:hint="default"/>
+      </w:rPr>
+    </w:lvl>
+    <w:lvl w:ilvl="8" w:tplc="04090005" w:tentative="1">
+      <w:start w:val="1"/>
+      <w:numFmt w:val="bullet"/>
+      <w:lvlText w:val=""/>
+      <w:lvlJc w:val="left"/>
+      <w:pPr>
+        <w:ind w:left="6480" w:hanging="360"/>
+      </w:pPr>
+      <w:rPr>
+        <w:rFonts w:ascii="Wingdings" w:hAnsi="Wingdings" w:hint="default"/>
+      </w:rPr>
+    </w:lvl>
+  </w:abstractNum>
+  <w:abstractNum w:abstractNumId="24" w15:restartNumberingAfterBreak="0">
     <w:nsid w:val="69CD33F4"/>
     <w:multiLevelType w:val="hybridMultilevel"/>
     <w:tmpl w:val="3AB467BE"/>
@@ -8431,7 +9069,7 @@
       </w:rPr>
     </w:lvl>
   </w:abstractNum>
-  <w:abstractNum w:abstractNumId="22" w15:restartNumberingAfterBreak="0">
+  <w:abstractNum w:abstractNumId="25" w15:restartNumberingAfterBreak="0">
     <w:nsid w:val="6A756376"/>
     <w:multiLevelType w:val="multilevel"/>
     <w:tmpl w:val="E8C0D1B0"/>
@@ -8580,7 +9218,7 @@
       </w:rPr>
     </w:lvl>
   </w:abstractNum>
-  <w:abstractNum w:abstractNumId="23" w15:restartNumberingAfterBreak="0">
+  <w:abstractNum w:abstractNumId="26" w15:restartNumberingAfterBreak="0">
     <w:nsid w:val="6B141D53"/>
     <w:multiLevelType w:val="hybridMultilevel"/>
     <w:tmpl w:val="4C9EAB82"/>
@@ -8693,7 +9331,7 @@
       </w:rPr>
     </w:lvl>
   </w:abstractNum>
-  <w:abstractNum w:abstractNumId="24" w15:restartNumberingAfterBreak="0">
+  <w:abstractNum w:abstractNumId="27" w15:restartNumberingAfterBreak="0">
     <w:nsid w:val="6E4F0B09"/>
     <w:multiLevelType w:val="hybridMultilevel"/>
     <w:tmpl w:val="2182047E"/>
@@ -8805,7 +9443,7 @@
       </w:rPr>
     </w:lvl>
   </w:abstractNum>
-  <w:abstractNum w:abstractNumId="25" w15:restartNumberingAfterBreak="0">
+  <w:abstractNum w:abstractNumId="28" w15:restartNumberingAfterBreak="0">
     <w:nsid w:val="713847DE"/>
     <w:multiLevelType w:val="hybridMultilevel"/>
     <w:tmpl w:val="C046B4BC"/>
@@ -8917,7 +9555,7 @@
       </w:rPr>
     </w:lvl>
   </w:abstractNum>
-  <w:abstractNum w:abstractNumId="26" w15:restartNumberingAfterBreak="0">
+  <w:abstractNum w:abstractNumId="29" w15:restartNumberingAfterBreak="0">
     <w:nsid w:val="719C3EF6"/>
     <w:multiLevelType w:val="hybridMultilevel"/>
     <w:tmpl w:val="2CFACC32"/>
@@ -9029,7 +9667,7 @@
       </w:rPr>
     </w:lvl>
   </w:abstractNum>
-  <w:abstractNum w:abstractNumId="27" w15:restartNumberingAfterBreak="0">
+  <w:abstractNum w:abstractNumId="30" w15:restartNumberingAfterBreak="0">
     <w:nsid w:val="7A114180"/>
     <w:multiLevelType w:val="multilevel"/>
     <w:tmpl w:val="2356DE58"/>
@@ -9146,13 +9784,13 @@
     <w:abstractNumId w:val="8"/>
   </w:num>
   <w:num w:numId="2" w16cid:durableId="399720617">
-    <w:abstractNumId w:val="27"/>
+    <w:abstractNumId w:val="30"/>
   </w:num>
   <w:num w:numId="3" w16cid:durableId="597717866">
-    <w:abstractNumId w:val="16"/>
+    <w:abstractNumId w:val="18"/>
   </w:num>
   <w:num w:numId="4" w16cid:durableId="1150563882">
-    <w:abstractNumId w:val="14"/>
+    <w:abstractNumId w:val="15"/>
   </w:num>
   <w:num w:numId="5" w16cid:durableId="596139328">
     <w:abstractNumId w:val="0"/>
@@ -9164,10 +9802,10 @@
     <w:abstractNumId w:val="5"/>
   </w:num>
   <w:num w:numId="8" w16cid:durableId="458495348">
-    <w:abstractNumId w:val="12"/>
+    <w:abstractNumId w:val="13"/>
   </w:num>
   <w:num w:numId="9" w16cid:durableId="1830168979">
-    <w:abstractNumId w:val="22"/>
+    <w:abstractNumId w:val="25"/>
   </w:num>
   <w:num w:numId="10" w16cid:durableId="2019967990">
     <w:abstractNumId w:val="10"/>
@@ -9176,34 +9814,34 @@
     <w:abstractNumId w:val="7"/>
   </w:num>
   <w:num w:numId="12" w16cid:durableId="1115751609">
-    <w:abstractNumId w:val="17"/>
+    <w:abstractNumId w:val="19"/>
   </w:num>
   <w:num w:numId="13" w16cid:durableId="1897936696">
     <w:abstractNumId w:val="1"/>
   </w:num>
   <w:num w:numId="14" w16cid:durableId="1163542694">
-    <w:abstractNumId w:val="24"/>
+    <w:abstractNumId w:val="27"/>
   </w:num>
   <w:num w:numId="15" w16cid:durableId="1392532770">
-    <w:abstractNumId w:val="13"/>
+    <w:abstractNumId w:val="14"/>
   </w:num>
   <w:num w:numId="16" w16cid:durableId="876544292">
-    <w:abstractNumId w:val="25"/>
+    <w:abstractNumId w:val="28"/>
   </w:num>
   <w:num w:numId="17" w16cid:durableId="1662657183">
-    <w:abstractNumId w:val="26"/>
+    <w:abstractNumId w:val="29"/>
   </w:num>
   <w:num w:numId="18" w16cid:durableId="888686433">
     <w:abstractNumId w:val="4"/>
   </w:num>
   <w:num w:numId="19" w16cid:durableId="1862010855">
-    <w:abstractNumId w:val="18"/>
+    <w:abstractNumId w:val="20"/>
   </w:num>
   <w:num w:numId="20" w16cid:durableId="1361781103">
-    <w:abstractNumId w:val="15"/>
+    <w:abstractNumId w:val="16"/>
   </w:num>
   <w:num w:numId="21" w16cid:durableId="21513722">
-    <w:abstractNumId w:val="20"/>
+    <w:abstractNumId w:val="22"/>
   </w:num>
   <w:num w:numId="22" w16cid:durableId="1674912450">
     <w:abstractNumId w:val="3"/>
@@ -9212,19 +9850,28 @@
     <w:abstractNumId w:val="9"/>
   </w:num>
   <w:num w:numId="24" w16cid:durableId="571892401">
-    <w:abstractNumId w:val="21"/>
+    <w:abstractNumId w:val="24"/>
   </w:num>
   <w:num w:numId="25" w16cid:durableId="2028214139">
     <w:abstractNumId w:val="2"/>
   </w:num>
   <w:num w:numId="26" w16cid:durableId="862984375">
-    <w:abstractNumId w:val="23"/>
+    <w:abstractNumId w:val="26"/>
   </w:num>
   <w:num w:numId="27" w16cid:durableId="1341350942">
     <w:abstractNumId w:val="11"/>
   </w:num>
   <w:num w:numId="28" w16cid:durableId="1769690703">
-    <w:abstractNumId w:val="19"/>
+    <w:abstractNumId w:val="21"/>
+  </w:num>
+  <w:num w:numId="29" w16cid:durableId="1984696869">
+    <w:abstractNumId w:val="17"/>
+  </w:num>
+  <w:num w:numId="30" w16cid:durableId="674965300">
+    <w:abstractNumId w:val="12"/>
+  </w:num>
+  <w:num w:numId="31" w16cid:durableId="1079450294">
+    <w:abstractNumId w:val="23"/>
   </w:num>
 </w:numbering>
 </file>
@@ -9627,7 +10274,7 @@
   <w:style w:type="paragraph" w:default="1" w:styleId="Normal">
     <w:name w:val="Normal"/>
     <w:qFormat/>
-    <w:rsid w:val="00331699"/>
+    <w:rsid w:val="0089203A"/>
     <w:rPr>
       <w:sz w:val="20"/>
       <w:szCs w:val="20"/>
@@ -12146,8 +12793,10 @@
     <w:rsid w:val="0015154D"/>
     <w:rsid w:val="00244CCD"/>
     <w:rsid w:val="00616776"/>
+    <w:rsid w:val="006340D3"/>
     <w:rsid w:val="00745F00"/>
     <w:rsid w:val="007B5802"/>
+    <w:rsid w:val="008D0952"/>
     <w:rsid w:val="00994E8E"/>
     <w:rsid w:val="00C277EB"/>
     <w:rsid w:val="00DB31EF"/>
@@ -12909,12 +13558,12 @@
 
 <file path=customXml/item1.xml><?xml version="1.0" encoding="utf-8"?>
 <GTBClassification>
-  <attrValue xml:space="preserve">Public</attrValue>
+  <attrValue xml:space="preserve">Internal</attrValue>
   <customPropName>Classification</customPropName>
-  <timestamp>12/09/47 01:49:40 م</timestamp>
+  <timestamp>19/10/47 12:32:45 م</timestamp>
   <userName>TAWN\VDR000691</userName>
   <computerName>LTHQISD-A2Y480.TAWN.COM</computerName>
-  <guid>{fd478d0f-11cf-4b77-bf09-0d17d139172a}</guid>
+  <guid>{952344d2-ca5e-4c9f-ab28-6e7866bbbede}</guid>
   <hdr>
     <r>
       <fontName>arial</fontName>
@@ -12931,10 +13580,10 @@
     </r>
     <r>
       <fontName>arial</fontName>
-      <fontColor>2E7D32</fontColor>
+      <fontColor>6A1B9A</fontColor>
       <fontSize>14</fontSize>
       <b/>
-      <text xml:space="preserve">Public</text>
+      <text xml:space="preserve">Internal</text>
     </r>
   </hdr>
 </GTBClassification>

--- a/Jenkins and Sonarqube integration.docx
+++ b/Jenkins and Sonarqube integration.docx
@@ -1536,7 +1536,7 @@
           <w:ilvl w:val="0"/>
           <w:numId w:val="29"/>
         </w:numPr>
-        <w:spacing w:before="120" w:after="120" w:line="240" w:lineRule="auto"/>
+        <w:spacing w:before="0" w:after="0" w:line="240" w:lineRule="auto"/>
         <w:rPr>
           <w:sz w:val="24"/>
           <w:szCs w:val="24"/>
@@ -1566,7 +1566,7 @@
           <w:ilvl w:val="0"/>
           <w:numId w:val="30"/>
         </w:numPr>
-        <w:spacing w:before="120" w:after="120" w:line="240" w:lineRule="auto"/>
+        <w:spacing w:before="0" w:after="0" w:line="240" w:lineRule="auto"/>
         <w:rPr>
           <w:sz w:val="24"/>
           <w:szCs w:val="24"/>
@@ -1587,7 +1587,7 @@
           <w:ilvl w:val="0"/>
           <w:numId w:val="30"/>
         </w:numPr>
-        <w:spacing w:before="120" w:after="120" w:line="240" w:lineRule="auto"/>
+        <w:spacing w:before="0" w:after="0" w:line="240" w:lineRule="auto"/>
         <w:rPr>
           <w:sz w:val="24"/>
           <w:szCs w:val="24"/>
@@ -1617,7 +1617,7 @@
           <w:ilvl w:val="0"/>
           <w:numId w:val="29"/>
         </w:numPr>
-        <w:spacing w:before="120" w:after="120" w:line="240" w:lineRule="auto"/>
+        <w:spacing w:before="0" w:after="0" w:line="240" w:lineRule="auto"/>
         <w:rPr>
           <w:sz w:val="24"/>
           <w:szCs w:val="24"/>
@@ -1644,7 +1644,7 @@
     </w:p>
     <w:p>
       <w:pPr>
-        <w:spacing w:before="120" w:after="120" w:line="240" w:lineRule="auto"/>
+        <w:spacing w:before="0" w:after="0" w:line="240" w:lineRule="auto"/>
         <w:ind w:left="708"/>
         <w:rPr>
           <w:sz w:val="24"/>
@@ -1710,7 +1710,7 @@
           <w:ilvl w:val="0"/>
           <w:numId w:val="29"/>
         </w:numPr>
-        <w:spacing w:before="120" w:after="120" w:line="240" w:lineRule="auto"/>
+        <w:spacing w:before="0" w:after="0" w:line="240" w:lineRule="auto"/>
         <w:rPr>
           <w:sz w:val="24"/>
           <w:szCs w:val="24"/>
@@ -2973,7 +2973,6 @@
           <w:sz w:val="24"/>
           <w:szCs w:val="24"/>
         </w:rPr>
-        <w:lastRenderedPageBreak/>
         <w:t xml:space="preserve">Configure </w:t>
       </w:r>
       <w:proofErr w:type="spellStart"/>
@@ -3089,6 +3088,7 @@
           <w:sz w:val="28"/>
           <w:szCs w:val="28"/>
         </w:rPr>
+        <w:lastRenderedPageBreak/>
         <w:t>Phase 3 – Standard Pipeline Model</w:t>
       </w:r>
       <w:bookmarkEnd w:id="8"/>
@@ -3350,6 +3350,7 @@
           <w:ilvl w:val="0"/>
           <w:numId w:val="24"/>
         </w:numPr>
+        <w:spacing w:before="120" w:after="120"/>
         <w:rPr>
           <w:sz w:val="24"/>
           <w:szCs w:val="24"/>
@@ -4382,7 +4383,6 @@
           <w:shd w:val="clear" w:color="auto" w:fill="C6D9F1" w:themeFill="text2" w:themeFillTint="33"/>
           <w:lang w:val="en-US"/>
         </w:rPr>
-        <w:lastRenderedPageBreak/>
         <w:t>R25-DXP-v1.0.0-DEV</w:t>
       </w:r>
       <w:r>
@@ -4410,6 +4410,7 @@
           <w:szCs w:val="28"/>
           <w:lang w:val="en-US"/>
         </w:rPr>
+        <w:lastRenderedPageBreak/>
         <w:t>8</w:t>
       </w:r>
       <w:r>
@@ -5250,7 +5251,7 @@
               <w:tblLook w:val="04A0" w:firstRow="1" w:lastRow="0" w:firstColumn="1" w:lastColumn="0" w:noHBand="0" w:noVBand="1"/>
             </w:tblPr>
             <w:tblGrid>
-              <w:gridCol w:w="2345"/>
+              <w:gridCol w:w="2632"/>
             </w:tblGrid>
             <w:tr>
               <w:trPr>
@@ -5735,6 +5736,7 @@
         <w:docPartUnique/>
       </w:docPartObj>
     </w:sdtPr>
+    <w:sdtEndPr/>
     <w:sdtContent>
       <w:p>
         <w:pPr>
@@ -5972,6 +5974,7 @@
         <w:docPart w:val="DefaultPlaceholder_-1854013440"/>
       </w:placeholder>
     </w:sdtPr>
+    <w:sdtEndPr/>
     <w:sdtContent>
       <w:p>
         <w:pPr>
@@ -6025,6 +6028,7 @@
         <w:docPart w:val="DefaultPlaceholder_-1854013440"/>
       </w:placeholder>
     </w:sdtPr>
+    <w:sdtEndPr/>
     <w:sdtContent>
       <w:p>
         <w:pPr>
@@ -6081,6 +6085,7 @@
         <w:docPart w:val="DefaultPlaceholder_-1854013440"/>
       </w:placeholder>
     </w:sdtPr>
+    <w:sdtEndPr/>
     <w:sdtContent>
       <w:p>
         <w:pPr>
@@ -12796,8 +12801,8 @@
     <w:rsid w:val="006340D3"/>
     <w:rsid w:val="00745F00"/>
     <w:rsid w:val="007B5802"/>
-    <w:rsid w:val="008D0952"/>
     <w:rsid w:val="00994E8E"/>
+    <w:rsid w:val="00C21AF4"/>
     <w:rsid w:val="00C277EB"/>
     <w:rsid w:val="00DB31EF"/>
     <w:rsid w:val="00E9692F"/>
